--- a/docs/business/advisory/letters_docx/19_서울대학교통계학과_이재용교수님.docx
+++ b/docs/business/advisory/letters_docx/19_서울대학교통계학과_이재용교수님.docx
@@ -9,7 +9,7 @@
       </w:pPr>
       <w:r>
         <w:rPr>
-          <w:rFonts w:ascii="맑은 고딕" w:hAnsi="맑은 고딕"/>
+          <w:rFonts w:ascii="맑은 고딕" w:hAnsi="맑은 고딕" w:eastAsia="맑은 고딕"/>
           <w:b/>
           <w:sz w:val="32"/>
         </w:rPr>
@@ -21,6 +21,11 @@
         <w:spacing w:after="40"/>
       </w:pPr>
       <w:r>
+        <w:rPr>
+          <w:rFonts w:ascii="맑은 고딕" w:hAnsi="맑은 고딕" w:eastAsia="맑은 고딕"/>
+          <w:b w:val="0"/>
+          <w:sz w:val="22"/>
+        </w:rPr>
         <w:t>─────────────────────────────────────────────</w:t>
       </w:r>
     </w:p>
@@ -30,7 +35,7 @@
       </w:pPr>
       <w:r>
         <w:rPr>
-          <w:rFonts w:ascii="맑은 고딕" w:hAnsi="맑은 고딕"/>
+          <w:rFonts w:ascii="맑은 고딕" w:hAnsi="맑은 고딕" w:eastAsia="맑은 고딕"/>
           <w:b/>
           <w:sz w:val="22"/>
         </w:rPr>
@@ -38,7 +43,7 @@
       </w:r>
       <w:r>
         <w:rPr>
-          <w:rFonts w:ascii="맑은 고딕" w:hAnsi="맑은 고딕"/>
+          <w:rFonts w:ascii="맑은 고딕" w:hAnsi="맑은 고딕" w:eastAsia="맑은 고딕"/>
           <w:b w:val="0"/>
           <w:sz w:val="22"/>
         </w:rPr>
@@ -51,7 +56,7 @@
       </w:pPr>
       <w:r>
         <w:rPr>
-          <w:rFonts w:ascii="맑은 고딕" w:hAnsi="맑은 고딕"/>
+          <w:rFonts w:ascii="맑은 고딕" w:hAnsi="맑은 고딕" w:eastAsia="맑은 고딕"/>
           <w:b w:val="0"/>
           <w:sz w:val="22"/>
         </w:rPr>
@@ -64,7 +69,7 @@
       </w:pPr>
       <w:r>
         <w:rPr>
-          <w:rFonts w:ascii="맑은 고딕" w:hAnsi="맑은 고딕"/>
+          <w:rFonts w:ascii="맑은 고딕" w:hAnsi="맑은 고딕" w:eastAsia="맑은 고딕"/>
           <w:b w:val="0"/>
           <w:sz w:val="22"/>
         </w:rPr>
@@ -77,7 +82,7 @@
       </w:pPr>
       <w:r>
         <w:rPr>
-          <w:rFonts w:ascii="맑은 고딕" w:hAnsi="맑은 고딕"/>
+          <w:rFonts w:ascii="맑은 고딕" w:hAnsi="맑은 고딕" w:eastAsia="맑은 고딕"/>
           <w:b/>
           <w:sz w:val="24"/>
         </w:rPr>
@@ -90,7 +95,7 @@
       </w:pPr>
       <w:r>
         <w:rPr>
-          <w:rFonts w:ascii="맑은 고딕" w:hAnsi="맑은 고딕"/>
+          <w:rFonts w:ascii="맑은 고딕" w:hAnsi="맑은 고딕" w:eastAsia="맑은 고딕"/>
           <w:b w:val="0"/>
           <w:sz w:val="22"/>
         </w:rPr>
@@ -103,7 +108,7 @@
       </w:pPr>
       <w:r>
         <w:rPr>
-          <w:rFonts w:ascii="맑은 고딕" w:hAnsi="맑은 고딕"/>
+          <w:rFonts w:ascii="맑은 고딕" w:hAnsi="맑은 고딕" w:eastAsia="맑은 고딕"/>
           <w:b/>
           <w:sz w:val="24"/>
         </w:rPr>
@@ -117,7 +122,7 @@
       </w:pPr>
       <w:r>
         <w:rPr>
-          <w:rFonts w:ascii="맑은 고딕" w:hAnsi="맑은 고딕"/>
+          <w:rFonts w:ascii="맑은 고딕" w:hAnsi="맑은 고딕" w:eastAsia="맑은 고딕"/>
           <w:b/>
           <w:sz w:val="22"/>
         </w:rPr>
@@ -125,7 +130,7 @@
       </w:r>
       <w:r>
         <w:rPr>
-          <w:rFonts w:ascii="맑은 고딕" w:hAnsi="맑은 고딕"/>
+          <w:rFonts w:ascii="맑은 고딕" w:hAnsi="맑은 고딕" w:eastAsia="맑은 고딕"/>
           <w:b w:val="0"/>
           <w:sz w:val="22"/>
         </w:rPr>
@@ -139,7 +144,7 @@
       </w:pPr>
       <w:r>
         <w:rPr>
-          <w:rFonts w:ascii="맑은 고딕" w:hAnsi="맑은 고딕"/>
+          <w:rFonts w:ascii="맑은 고딕" w:hAnsi="맑은 고딕" w:eastAsia="맑은 고딕"/>
           <w:b/>
           <w:sz w:val="22"/>
         </w:rPr>
@@ -147,7 +152,7 @@
       </w:r>
       <w:r>
         <w:rPr>
-          <w:rFonts w:ascii="맑은 고딕" w:hAnsi="맑은 고딕"/>
+          <w:rFonts w:ascii="맑은 고딕" w:hAnsi="맑은 고딕" w:eastAsia="맑은 고딕"/>
           <w:b w:val="0"/>
           <w:sz w:val="22"/>
         </w:rPr>
@@ -161,7 +166,7 @@
       </w:pPr>
       <w:r>
         <w:rPr>
-          <w:rFonts w:ascii="맑은 고딕" w:hAnsi="맑은 고딕"/>
+          <w:rFonts w:ascii="맑은 고딕" w:hAnsi="맑은 고딕" w:eastAsia="맑은 고딕"/>
           <w:b/>
           <w:sz w:val="22"/>
         </w:rPr>
@@ -169,7 +174,7 @@
       </w:r>
       <w:r>
         <w:rPr>
-          <w:rFonts w:ascii="맑은 고딕" w:hAnsi="맑은 고딕"/>
+          <w:rFonts w:ascii="맑은 고딕" w:hAnsi="맑은 고딕" w:eastAsia="맑은 고딕"/>
           <w:b w:val="0"/>
           <w:sz w:val="22"/>
         </w:rPr>
@@ -182,7 +187,7 @@
       </w:pPr>
       <w:r>
         <w:rPr>
-          <w:rFonts w:ascii="맑은 고딕" w:hAnsi="맑은 고딕"/>
+          <w:rFonts w:ascii="맑은 고딕" w:hAnsi="맑은 고딕" w:eastAsia="맑은 고딕"/>
           <w:b/>
           <w:sz w:val="24"/>
         </w:rPr>
@@ -195,7 +200,7 @@
       </w:pPr>
       <w:r>
         <w:rPr>
-          <w:rFonts w:ascii="맑은 고딕" w:hAnsi="맑은 고딕"/>
+          <w:rFonts w:ascii="맑은 고딕" w:hAnsi="맑은 고딕" w:eastAsia="맑은 고딕"/>
           <w:b w:val="0"/>
           <w:sz w:val="22"/>
         </w:rPr>
@@ -208,7 +213,7 @@
       </w:pPr>
       <w:r>
         <w:rPr>
-          <w:rFonts w:ascii="맑은 고딕" w:hAnsi="맑은 고딕"/>
+          <w:rFonts w:ascii="맑은 고딕" w:hAnsi="맑은 고딕" w:eastAsia="맑은 고딕"/>
           <w:b w:val="0"/>
           <w:sz w:val="20"/>
         </w:rPr>
@@ -221,7 +226,7 @@
       </w:pPr>
       <w:r>
         <w:rPr>
-          <w:rFonts w:ascii="맑은 고딕" w:hAnsi="맑은 고딕"/>
+          <w:rFonts w:ascii="맑은 고딕" w:hAnsi="맑은 고딕" w:eastAsia="맑은 고딕"/>
           <w:b w:val="0"/>
           <w:sz w:val="20"/>
         </w:rPr>
@@ -233,6 +238,11 @@
         <w:spacing w:after="80"/>
       </w:pPr>
       <w:r>
+        <w:rPr>
+          <w:rFonts w:ascii="맑은 고딕" w:hAnsi="맑은 고딕" w:eastAsia="맑은 고딕"/>
+          <w:b w:val="0"/>
+          <w:sz w:val="22"/>
+        </w:rPr>
         <w:t>─────────────────────────────────────────────</w:t>
       </w:r>
     </w:p>
@@ -242,7 +252,7 @@
       </w:pPr>
       <w:r>
         <w:rPr>
-          <w:rFonts w:ascii="맑은 고딕" w:hAnsi="맑은 고딕"/>
+          <w:rFonts w:ascii="맑은 고딕" w:hAnsi="맑은 고딕" w:eastAsia="맑은 고딕"/>
           <w:b w:val="0"/>
           <w:sz w:val="20"/>
         </w:rPr>
@@ -255,7 +265,7 @@
       </w:pPr>
       <w:r>
         <w:rPr>
-          <w:rFonts w:ascii="맑은 고딕" w:hAnsi="맑은 고딕"/>
+          <w:rFonts w:ascii="맑은 고딕" w:hAnsi="맑은 고딕" w:eastAsia="맑은 고딕"/>
           <w:b w:val="0"/>
           <w:sz w:val="20"/>
         </w:rPr>
@@ -268,7 +278,7 @@
       </w:pPr>
       <w:r>
         <w:rPr>
-          <w:rFonts w:ascii="맑은 고딕" w:hAnsi="맑은 고딕"/>
+          <w:rFonts w:ascii="맑은 고딕" w:hAnsi="맑은 고딕" w:eastAsia="맑은 고딕"/>
           <w:b w:val="0"/>
           <w:sz w:val="20"/>
         </w:rPr>
@@ -281,7 +291,7 @@
       </w:pPr>
       <w:r>
         <w:rPr>
-          <w:rFonts w:ascii="맑은 고딕" w:hAnsi="맑은 고딕"/>
+          <w:rFonts w:ascii="맑은 고딕" w:hAnsi="맑은 고딕" w:eastAsia="맑은 고딕"/>
           <w:b w:val="0"/>
           <w:sz w:val="20"/>
         </w:rPr>
@@ -294,7 +304,7 @@
       </w:pPr>
       <w:r>
         <w:rPr>
-          <w:rFonts w:ascii="맑은 고딕" w:hAnsi="맑은 고딕"/>
+          <w:rFonts w:ascii="맑은 고딕" w:hAnsi="맑은 고딕" w:eastAsia="맑은 고딕"/>
           <w:b w:val="0"/>
           <w:sz w:val="20"/>
         </w:rPr>
